--- a/Phase2/card-files/AO_early-alpha_blank-test-cards/2025-09-29_early-alpha_blank-mark3/2025-09-29_tOA_early-alpha_blank-mark3_7CardTypes.docx
+++ b/Phase2/card-files/AO_early-alpha_blank-test-cards/2025-09-29_early-alpha_blank-mark3/2025-09-29_tOA_early-alpha_blank-mark3_7CardTypes.docx
@@ -4158,7 +4158,7 @@
       </w:pPr>
     </w:p>
     <w:sectPr>
-      <w:pgSz w:w="11906" w:h="16838"/>
+      <w:pgSz w:w="11906" w:h="16838" w:code="9"/>
       <w:pgMar w:top="567" w:right="567" w:bottom="284" w:left="567" w:header="709" w:footer="709" w:gutter="0"/>
       <w:cols w:space="708"/>
       <w:docGrid w:linePitch="360"/>
